--- a/NETFLIX_CHURN_ANALYSIS_FINAL_REPORT.docx
+++ b/NETFLIX_CHURN_ANALYSIS_FINAL_REPORT.docx
@@ -165,12 +165,10 @@
           <w:sz w:val="32"/>
           <w:szCs w:val="32"/>
         </w:rPr>
-        <w:t>R Programming | ggplot2 | dplyr | caret | Logistic Regression | Data Visualization | Machine Learning</w:t>
-      </w:r>
-    </w:p>
-    <w:p>
-      <w:pPr>
-        <w:jc w:val="both"/>
+        <w:t xml:space="preserve">R Programming | ggplot2 | </w:t>
+      </w:r>
+      <w:proofErr w:type="spellStart"/>
+      <w:r>
         <w:rPr>
           <w:rFonts w:ascii="Times New Roman" w:hAnsi="Times New Roman" w:cs="Times New Roman"/>
           <w:b/>
@@ -180,6 +178,34 @@
           <w:sz w:val="32"/>
           <w:szCs w:val="32"/>
         </w:rPr>
+        <w:t>dplyr</w:t>
+      </w:r>
+      <w:proofErr w:type="spellEnd"/>
+      <w:r>
+        <w:rPr>
+          <w:rFonts w:ascii="Times New Roman" w:hAnsi="Times New Roman" w:cs="Times New Roman"/>
+          <w:b/>
+          <w:bCs/>
+          <w:i/>
+          <w:iCs/>
+          <w:sz w:val="32"/>
+          <w:szCs w:val="32"/>
+        </w:rPr>
+        <w:t xml:space="preserve"> | caret | Logistic Regression | Data Visualization | Machine Learning</w:t>
+      </w:r>
+    </w:p>
+    <w:p>
+      <w:pPr>
+        <w:jc w:val="both"/>
+        <w:rPr>
+          <w:rFonts w:ascii="Times New Roman" w:hAnsi="Times New Roman" w:cs="Times New Roman"/>
+          <w:b/>
+          <w:bCs/>
+          <w:i/>
+          <w:iCs/>
+          <w:sz w:val="32"/>
+          <w:szCs w:val="32"/>
+        </w:rPr>
       </w:pPr>
     </w:p>
     <w:p>
@@ -351,7 +377,19 @@
         <w:rPr>
           <w:rFonts w:ascii="Times New Roman" w:hAnsi="Times New Roman" w:cs="Times New Roman"/>
         </w:rPr>
-        <w:t>Febraury,</w:t>
+        <w:t>March</w:t>
+      </w:r>
+      <w:r>
+        <w:rPr>
+          <w:rFonts w:ascii="Times New Roman" w:hAnsi="Times New Roman" w:cs="Times New Roman"/>
+        </w:rPr>
+        <w:t xml:space="preserve"> </w:t>
+      </w:r>
+      <w:r>
+        <w:rPr>
+          <w:rFonts w:ascii="Times New Roman" w:hAnsi="Times New Roman" w:cs="Times New Roman"/>
+        </w:rPr>
+        <w:t>,</w:t>
       </w:r>
       <w:r>
         <w:rPr>
@@ -516,7 +554,35 @@
         <w:rPr>
           <w:rFonts w:ascii="Times New Roman" w:hAnsi="Times New Roman" w:cs="Times New Roman"/>
         </w:rPr>
-        <w:t>This project focuses on analyzing customer behavior patterns and identifying the major factors contributing to customer churn using R Programming. The analysis helps understand why customers leave the platform and how customer retention can be improved using data-driven insights.</w:t>
+        <w:t xml:space="preserve">This project focuses on </w:t>
+      </w:r>
+      <w:proofErr w:type="spellStart"/>
+      <w:r>
+        <w:rPr>
+          <w:rFonts w:ascii="Times New Roman" w:hAnsi="Times New Roman" w:cs="Times New Roman"/>
+        </w:rPr>
+        <w:t>analyzing</w:t>
+      </w:r>
+      <w:proofErr w:type="spellEnd"/>
+      <w:r>
+        <w:rPr>
+          <w:rFonts w:ascii="Times New Roman" w:hAnsi="Times New Roman" w:cs="Times New Roman"/>
+        </w:rPr>
+        <w:t xml:space="preserve"> customer </w:t>
+      </w:r>
+      <w:proofErr w:type="spellStart"/>
+      <w:r>
+        <w:rPr>
+          <w:rFonts w:ascii="Times New Roman" w:hAnsi="Times New Roman" w:cs="Times New Roman"/>
+        </w:rPr>
+        <w:t>behavior</w:t>
+      </w:r>
+      <w:proofErr w:type="spellEnd"/>
+      <w:r>
+        <w:rPr>
+          <w:rFonts w:ascii="Times New Roman" w:hAnsi="Times New Roman" w:cs="Times New Roman"/>
+        </w:rPr>
+        <w:t xml:space="preserve"> patterns and identifying the major factors contributing to customer churn using R Programming. The analysis helps understand why customers leave the platform and how customer retention can be improved using data-driven insights.</w:t>
       </w:r>
     </w:p>
     <w:p>
@@ -594,8 +660,30 @@
         <w:rPr>
           <w:rFonts w:ascii="Times New Roman" w:hAnsi="Times New Roman" w:cs="Times New Roman"/>
         </w:rPr>
-        <w:t>To analyze customer churn behavior</w:t>
-      </w:r>
+        <w:t xml:space="preserve">To </w:t>
+      </w:r>
+      <w:proofErr w:type="spellStart"/>
+      <w:r>
+        <w:rPr>
+          <w:rFonts w:ascii="Times New Roman" w:hAnsi="Times New Roman" w:cs="Times New Roman"/>
+        </w:rPr>
+        <w:t>analyze</w:t>
+      </w:r>
+      <w:proofErr w:type="spellEnd"/>
+      <w:r>
+        <w:rPr>
+          <w:rFonts w:ascii="Times New Roman" w:hAnsi="Times New Roman" w:cs="Times New Roman"/>
+        </w:rPr>
+        <w:t xml:space="preserve"> customer churn </w:t>
+      </w:r>
+      <w:proofErr w:type="spellStart"/>
+      <w:r>
+        <w:rPr>
+          <w:rFonts w:ascii="Times New Roman" w:hAnsi="Times New Roman" w:cs="Times New Roman"/>
+        </w:rPr>
+        <w:t>behavior</w:t>
+      </w:r>
+      <w:proofErr w:type="spellEnd"/>
     </w:p>
     <w:p>
       <w:pPr>
@@ -648,8 +736,16 @@
         <w:rPr>
           <w:rFonts w:ascii="Times New Roman" w:hAnsi="Times New Roman" w:cs="Times New Roman"/>
         </w:rPr>
-        <w:t>To understand subscription-based retention behavior</w:t>
-      </w:r>
+        <w:t xml:space="preserve">To understand subscription-based retention </w:t>
+      </w:r>
+      <w:proofErr w:type="spellStart"/>
+      <w:r>
+        <w:rPr>
+          <w:rFonts w:ascii="Times New Roman" w:hAnsi="Times New Roman" w:cs="Times New Roman"/>
+        </w:rPr>
+        <w:t>behavior</w:t>
+      </w:r>
+      <w:proofErr w:type="spellEnd"/>
     </w:p>
     <w:p>
       <w:pPr>
@@ -745,7 +841,21 @@
         <w:rPr>
           <w:rFonts w:ascii="Times New Roman" w:hAnsi="Times New Roman" w:cs="Times New Roman"/>
         </w:rPr>
-        <w:t>The dataset contains 5,000 customer records and 14 variables related to customer demographics, streaming activity, subscription details, and engagement behavior.</w:t>
+        <w:t xml:space="preserve">The dataset contains 5,000 customer records and 14 variables related to customer demographics, streaming activity, subscription details, and engagement </w:t>
+      </w:r>
+      <w:proofErr w:type="spellStart"/>
+      <w:r>
+        <w:rPr>
+          <w:rFonts w:ascii="Times New Roman" w:hAnsi="Times New Roman" w:cs="Times New Roman"/>
+        </w:rPr>
+        <w:t>behavior</w:t>
+      </w:r>
+      <w:proofErr w:type="spellEnd"/>
+      <w:r>
+        <w:rPr>
+          <w:rFonts w:ascii="Times New Roman" w:hAnsi="Times New Roman" w:cs="Times New Roman"/>
+        </w:rPr>
+        <w:t>.</w:t>
       </w:r>
     </w:p>
     <w:p>
@@ -867,12 +977,14 @@
                 <w:rFonts w:ascii="Times New Roman" w:hAnsi="Times New Roman" w:cs="Times New Roman"/>
               </w:rPr>
             </w:pPr>
+            <w:proofErr w:type="spellStart"/>
             <w:r>
               <w:rPr>
                 <w:rFonts w:ascii="Times New Roman" w:hAnsi="Times New Roman" w:cs="Times New Roman"/>
               </w:rPr>
               <w:t>customer_id</w:t>
             </w:r>
+            <w:proofErr w:type="spellEnd"/>
           </w:p>
         </w:tc>
         <w:tc>
@@ -1009,12 +1121,14 @@
                 <w:rFonts w:ascii="Times New Roman" w:hAnsi="Times New Roman" w:cs="Times New Roman"/>
               </w:rPr>
             </w:pPr>
+            <w:proofErr w:type="spellStart"/>
             <w:r>
               <w:rPr>
                 <w:rFonts w:ascii="Times New Roman" w:hAnsi="Times New Roman" w:cs="Times New Roman"/>
               </w:rPr>
               <w:t>subscription_type</w:t>
             </w:r>
+            <w:proofErr w:type="spellEnd"/>
           </w:p>
         </w:tc>
         <w:tc>
@@ -1056,12 +1170,14 @@
                 <w:rFonts w:ascii="Times New Roman" w:hAnsi="Times New Roman" w:cs="Times New Roman"/>
               </w:rPr>
             </w:pPr>
+            <w:proofErr w:type="spellStart"/>
             <w:r>
               <w:rPr>
                 <w:rFonts w:ascii="Times New Roman" w:hAnsi="Times New Roman" w:cs="Times New Roman"/>
               </w:rPr>
               <w:t>watch_hours</w:t>
             </w:r>
+            <w:proofErr w:type="spellEnd"/>
           </w:p>
         </w:tc>
         <w:tc>
@@ -1103,12 +1219,14 @@
                 <w:rFonts w:ascii="Times New Roman" w:hAnsi="Times New Roman" w:cs="Times New Roman"/>
               </w:rPr>
             </w:pPr>
+            <w:proofErr w:type="spellStart"/>
             <w:r>
               <w:rPr>
                 <w:rFonts w:ascii="Times New Roman" w:hAnsi="Times New Roman" w:cs="Times New Roman"/>
               </w:rPr>
               <w:t>last_login_days</w:t>
             </w:r>
+            <w:proofErr w:type="spellEnd"/>
           </w:p>
         </w:tc>
         <w:tc>
@@ -1244,12 +1362,14 @@
                 <w:rFonts w:ascii="Times New Roman" w:hAnsi="Times New Roman" w:cs="Times New Roman"/>
               </w:rPr>
             </w:pPr>
+            <w:proofErr w:type="spellStart"/>
             <w:r>
               <w:rPr>
                 <w:rFonts w:ascii="Times New Roman" w:hAnsi="Times New Roman" w:cs="Times New Roman"/>
               </w:rPr>
               <w:t>monthly_fee</w:t>
             </w:r>
+            <w:proofErr w:type="spellEnd"/>
           </w:p>
         </w:tc>
         <w:tc>
@@ -1338,12 +1458,14 @@
                 <w:rFonts w:ascii="Times New Roman" w:hAnsi="Times New Roman" w:cs="Times New Roman"/>
               </w:rPr>
             </w:pPr>
+            <w:proofErr w:type="spellStart"/>
             <w:r>
               <w:rPr>
                 <w:rFonts w:ascii="Times New Roman" w:hAnsi="Times New Roman" w:cs="Times New Roman"/>
               </w:rPr>
               <w:t>payment_method</w:t>
             </w:r>
+            <w:proofErr w:type="spellEnd"/>
           </w:p>
         </w:tc>
         <w:tc>
@@ -1385,12 +1507,14 @@
                 <w:rFonts w:ascii="Times New Roman" w:hAnsi="Times New Roman" w:cs="Times New Roman"/>
               </w:rPr>
             </w:pPr>
+            <w:proofErr w:type="spellStart"/>
             <w:r>
               <w:rPr>
                 <w:rFonts w:ascii="Times New Roman" w:hAnsi="Times New Roman" w:cs="Times New Roman"/>
               </w:rPr>
               <w:t>number_of_profiles</w:t>
             </w:r>
+            <w:proofErr w:type="spellEnd"/>
           </w:p>
         </w:tc>
         <w:tc>
@@ -1432,12 +1556,14 @@
                 <w:rFonts w:ascii="Times New Roman" w:hAnsi="Times New Roman" w:cs="Times New Roman"/>
               </w:rPr>
             </w:pPr>
+            <w:proofErr w:type="spellStart"/>
             <w:r>
               <w:rPr>
                 <w:rFonts w:ascii="Times New Roman" w:hAnsi="Times New Roman" w:cs="Times New Roman"/>
               </w:rPr>
               <w:t>avg_watch_time_per_day</w:t>
             </w:r>
+            <w:proofErr w:type="spellEnd"/>
           </w:p>
         </w:tc>
         <w:tc>
@@ -1479,12 +1605,14 @@
                 <w:rFonts w:ascii="Times New Roman" w:hAnsi="Times New Roman" w:cs="Times New Roman"/>
               </w:rPr>
             </w:pPr>
+            <w:proofErr w:type="spellStart"/>
             <w:r>
               <w:rPr>
                 <w:rFonts w:ascii="Times New Roman" w:hAnsi="Times New Roman" w:cs="Times New Roman"/>
               </w:rPr>
               <w:t>favorite_genre</w:t>
             </w:r>
+            <w:proofErr w:type="spellEnd"/>
           </w:p>
         </w:tc>
         <w:tc>
@@ -1739,12 +1867,14 @@
                 <w:rFonts w:ascii="Times New Roman" w:hAnsi="Times New Roman" w:cs="Times New Roman"/>
               </w:rPr>
             </w:pPr>
+            <w:proofErr w:type="spellStart"/>
             <w:r>
               <w:rPr>
                 <w:rFonts w:ascii="Times New Roman" w:hAnsi="Times New Roman" w:cs="Times New Roman"/>
               </w:rPr>
               <w:t>dplyr</w:t>
             </w:r>
+            <w:proofErr w:type="spellEnd"/>
           </w:p>
         </w:tc>
         <w:tc>
@@ -3131,7 +3261,7 @@
         </w:rPr>
         <w:lastRenderedPageBreak/>
         <w:drawing>
-          <wp:inline distT="0" distB="0" distL="0" distR="0" wp14:anchorId="11DF496B" wp14:editId="2A95F99F">
+          <wp:inline distT="0" distB="0" distL="0" distR="0" wp14:anchorId="11DF496B" wp14:editId="702A801E">
             <wp:extent cx="5731510" cy="2910840"/>
             <wp:effectExtent l="0" t="0" r="2540" b="3810"/>
             <wp:docPr id="1275685149" name="Picture 6"/>
@@ -3971,7 +4101,7 @@
           <w:noProof/>
         </w:rPr>
         <w:drawing>
-          <wp:inline distT="0" distB="0" distL="0" distR="0" wp14:anchorId="1572095D" wp14:editId="38297C65">
+          <wp:inline distT="0" distB="0" distL="0" distR="0" wp14:anchorId="1572095D" wp14:editId="46240D99">
             <wp:extent cx="5731510" cy="2545080"/>
             <wp:effectExtent l="0" t="0" r="2540" b="7620"/>
             <wp:docPr id="2072961468" name="Picture 8"/>
@@ -4038,7 +4168,7 @@
         </w:rPr>
         <w:lastRenderedPageBreak/>
         <w:drawing>
-          <wp:inline distT="0" distB="0" distL="0" distR="0" wp14:anchorId="232CE333" wp14:editId="20CB73E3">
+          <wp:inline distT="0" distB="0" distL="0" distR="0" wp14:anchorId="232CE333" wp14:editId="716EE3BF">
             <wp:extent cx="5731510" cy="2392680"/>
             <wp:effectExtent l="0" t="0" r="2540" b="7620"/>
             <wp:docPr id="686872410" name="Picture 16"/>
@@ -4168,7 +4298,21 @@
         <w:rPr>
           <w:rFonts w:ascii="Times New Roman" w:hAnsi="Times New Roman" w:cs="Times New Roman"/>
         </w:rPr>
-        <w:t>Gender does not significantly affect customer churn behavior. The platform experience appears to influence all customers similarly regardless of demographic category.</w:t>
+        <w:t xml:space="preserve">Gender does not significantly affect customer churn </w:t>
+      </w:r>
+      <w:proofErr w:type="spellStart"/>
+      <w:r>
+        <w:rPr>
+          <w:rFonts w:ascii="Times New Roman" w:hAnsi="Times New Roman" w:cs="Times New Roman"/>
+        </w:rPr>
+        <w:t>behavior</w:t>
+      </w:r>
+      <w:proofErr w:type="spellEnd"/>
+      <w:r>
+        <w:rPr>
+          <w:rFonts w:ascii="Times New Roman" w:hAnsi="Times New Roman" w:cs="Times New Roman"/>
+        </w:rPr>
+        <w:t>. The platform experience appears to influence all customers similarly regardless of demographic category.</w:t>
       </w:r>
     </w:p>
     <w:p>
@@ -4208,7 +4352,21 @@
         <w:rPr>
           <w:rFonts w:ascii="Times New Roman" w:hAnsi="Times New Roman" w:cs="Times New Roman"/>
         </w:rPr>
-        <w:t>engagement behavior matters more than gender</w:t>
+        <w:t xml:space="preserve">engagement </w:t>
+      </w:r>
+      <w:proofErr w:type="spellStart"/>
+      <w:r>
+        <w:rPr>
+          <w:rFonts w:ascii="Times New Roman" w:hAnsi="Times New Roman" w:cs="Times New Roman"/>
+        </w:rPr>
+        <w:t>behavior</w:t>
+      </w:r>
+      <w:proofErr w:type="spellEnd"/>
+      <w:r>
+        <w:rPr>
+          <w:rFonts w:ascii="Times New Roman" w:hAnsi="Times New Roman" w:cs="Times New Roman"/>
+        </w:rPr>
+        <w:t xml:space="preserve"> matters more than gender</w:t>
       </w:r>
     </w:p>
     <w:p>
@@ -4304,8 +4462,16 @@
         <w:rPr>
           <w:rFonts w:ascii="Times New Roman" w:hAnsi="Times New Roman" w:cs="Times New Roman"/>
         </w:rPr>
-        <w:t>customer behavior</w:t>
-      </w:r>
+        <w:t xml:space="preserve">customer </w:t>
+      </w:r>
+      <w:proofErr w:type="spellStart"/>
+      <w:r>
+        <w:rPr>
+          <w:rFonts w:ascii="Times New Roman" w:hAnsi="Times New Roman" w:cs="Times New Roman"/>
+        </w:rPr>
+        <w:t>behavior</w:t>
+      </w:r>
+      <w:proofErr w:type="spellEnd"/>
     </w:p>
     <w:p>
       <w:pPr>
@@ -4952,7 +5118,7 @@
           <w:noProof/>
         </w:rPr>
         <w:drawing>
-          <wp:inline distT="0" distB="0" distL="0" distR="0" wp14:anchorId="223D49F3" wp14:editId="4C59818A">
+          <wp:inline distT="0" distB="0" distL="0" distR="0" wp14:anchorId="223D49F3" wp14:editId="0C5D46B9">
             <wp:extent cx="5731510" cy="2779395"/>
             <wp:effectExtent l="0" t="0" r="2540" b="1905"/>
             <wp:docPr id="2032751656" name="Picture 10"/>
@@ -5139,7 +5305,21 @@
         <w:rPr>
           <w:rFonts w:ascii="Times New Roman" w:hAnsi="Times New Roman" w:cs="Times New Roman"/>
         </w:rPr>
-        <w:t>Different regions may experience different customer retention behaviors because of:</w:t>
+        <w:t xml:space="preserve">Different regions may experience different customer retention </w:t>
+      </w:r>
+      <w:proofErr w:type="spellStart"/>
+      <w:r>
+        <w:rPr>
+          <w:rFonts w:ascii="Times New Roman" w:hAnsi="Times New Roman" w:cs="Times New Roman"/>
+        </w:rPr>
+        <w:t>behaviors</w:t>
+      </w:r>
+      <w:proofErr w:type="spellEnd"/>
+      <w:r>
+        <w:rPr>
+          <w:rFonts w:ascii="Times New Roman" w:hAnsi="Times New Roman" w:cs="Times New Roman"/>
+        </w:rPr>
+        <w:t xml:space="preserve"> because of:</w:t>
       </w:r>
     </w:p>
     <w:p>
@@ -5329,7 +5509,21 @@
         <w:rPr>
           <w:rFonts w:ascii="Times New Roman" w:hAnsi="Times New Roman" w:cs="Times New Roman"/>
         </w:rPr>
-        <w:t>North America and Africa show comparatively stable customer retention behavior.</w:t>
+        <w:t xml:space="preserve">North America and Africa show comparatively stable customer retention </w:t>
+      </w:r>
+      <w:proofErr w:type="spellStart"/>
+      <w:r>
+        <w:rPr>
+          <w:rFonts w:ascii="Times New Roman" w:hAnsi="Times New Roman" w:cs="Times New Roman"/>
+        </w:rPr>
+        <w:t>behavior</w:t>
+      </w:r>
+      <w:proofErr w:type="spellEnd"/>
+      <w:r>
+        <w:rPr>
+          <w:rFonts w:ascii="Times New Roman" w:hAnsi="Times New Roman" w:cs="Times New Roman"/>
+        </w:rPr>
+        <w:t>.</w:t>
       </w:r>
     </w:p>
     <w:p>
@@ -5617,7 +5811,7 @@
           <w:noProof/>
         </w:rPr>
         <w:drawing>
-          <wp:inline distT="0" distB="0" distL="0" distR="0" wp14:anchorId="0034DB0B" wp14:editId="16EAE4D5">
+          <wp:inline distT="0" distB="0" distL="0" distR="0" wp14:anchorId="0034DB0B" wp14:editId="1C65E70B">
             <wp:extent cx="5731510" cy="2630170"/>
             <wp:effectExtent l="0" t="0" r="2540" b="0"/>
             <wp:docPr id="1437579004" name="Picture 12"/>
@@ -6357,7 +6551,7 @@
           <w:noProof/>
         </w:rPr>
         <w:drawing>
-          <wp:inline distT="0" distB="0" distL="0" distR="0" wp14:anchorId="19C08FBB" wp14:editId="4F51F9D9">
+          <wp:inline distT="0" distB="0" distL="0" distR="0" wp14:anchorId="19C08FBB" wp14:editId="65377A91">
             <wp:extent cx="5731510" cy="2784475"/>
             <wp:effectExtent l="0" t="0" r="2540" b="0"/>
             <wp:docPr id="1977126448" name="Picture 20"/>
@@ -6578,7 +6772,21 @@
         <w:rPr>
           <w:rFonts w:ascii="Times New Roman" w:hAnsi="Times New Roman" w:cs="Times New Roman"/>
         </w:rPr>
-        <w:t>Customers using lower-priced plans exhibit higher churn behavior.</w:t>
+        <w:t xml:space="preserve">Customers using lower-priced plans exhibit higher churn </w:t>
+      </w:r>
+      <w:proofErr w:type="spellStart"/>
+      <w:r>
+        <w:rPr>
+          <w:rFonts w:ascii="Times New Roman" w:hAnsi="Times New Roman" w:cs="Times New Roman"/>
+        </w:rPr>
+        <w:t>behavior</w:t>
+      </w:r>
+      <w:proofErr w:type="spellEnd"/>
+      <w:r>
+        <w:rPr>
+          <w:rFonts w:ascii="Times New Roman" w:hAnsi="Times New Roman" w:cs="Times New Roman"/>
+        </w:rPr>
+        <w:t>.</w:t>
       </w:r>
     </w:p>
     <w:p>
@@ -6889,7 +7097,29 @@
           <w:szCs w:val="28"/>
         </w:rPr>
         <w:lastRenderedPageBreak/>
-        <w:t>6.7 Favorite Genre Analysis</w:t>
+        <w:t xml:space="preserve">6.7 </w:t>
+      </w:r>
+      <w:proofErr w:type="spellStart"/>
+      <w:r>
+        <w:rPr>
+          <w:rFonts w:ascii="Times New Roman" w:hAnsi="Times New Roman" w:cs="Times New Roman"/>
+          <w:b/>
+          <w:bCs/>
+          <w:sz w:val="28"/>
+          <w:szCs w:val="28"/>
+        </w:rPr>
+        <w:t>Favorite</w:t>
+      </w:r>
+      <w:proofErr w:type="spellEnd"/>
+      <w:r>
+        <w:rPr>
+          <w:rFonts w:ascii="Times New Roman" w:hAnsi="Times New Roman" w:cs="Times New Roman"/>
+          <w:b/>
+          <w:bCs/>
+          <w:sz w:val="28"/>
+          <w:szCs w:val="28"/>
+        </w:rPr>
+        <w:t xml:space="preserve"> Genre Analysis</w:t>
       </w:r>
     </w:p>
     <w:tbl>
@@ -7484,7 +7714,7 @@
           <w:noProof/>
         </w:rPr>
         <w:drawing>
-          <wp:inline distT="0" distB="0" distL="0" distR="0" wp14:anchorId="6259F40D" wp14:editId="3C9F88DA">
+          <wp:inline distT="0" distB="0" distL="0" distR="0" wp14:anchorId="6259F40D" wp14:editId="4807904B">
             <wp:extent cx="5731510" cy="2773680"/>
             <wp:effectExtent l="0" t="0" r="2540" b="7620"/>
             <wp:docPr id="1310070615" name="Picture 28"/>
@@ -7763,8 +7993,16 @@
         <w:rPr>
           <w:rFonts w:ascii="Times New Roman" w:hAnsi="Times New Roman" w:cs="Times New Roman"/>
         </w:rPr>
-        <w:t>binge-watching behavior</w:t>
-      </w:r>
+        <w:t xml:space="preserve">binge-watching </w:t>
+      </w:r>
+      <w:proofErr w:type="spellStart"/>
+      <w:r>
+        <w:rPr>
+          <w:rFonts w:ascii="Times New Roman" w:hAnsi="Times New Roman" w:cs="Times New Roman"/>
+        </w:rPr>
+        <w:t>behavior</w:t>
+      </w:r>
+      <w:proofErr w:type="spellEnd"/>
     </w:p>
     <w:p>
       <w:pPr>
@@ -8349,7 +8587,7 @@
           <w:noProof/>
         </w:rPr>
         <w:drawing>
-          <wp:inline distT="0" distB="0" distL="0" distR="0" wp14:anchorId="1C725FEF" wp14:editId="02F99A42">
+          <wp:inline distT="0" distB="0" distL="0" distR="0" wp14:anchorId="1C725FEF" wp14:editId="22DB097C">
             <wp:extent cx="5731510" cy="3246120"/>
             <wp:effectExtent l="0" t="0" r="2540" b="0"/>
             <wp:docPr id="1765503471" name="Picture 34"/>
@@ -8898,7 +9136,7 @@
           <w:noProof/>
         </w:rPr>
         <w:drawing>
-          <wp:inline distT="0" distB="0" distL="0" distR="0" wp14:anchorId="41727422" wp14:editId="6C11D3DC">
+          <wp:inline distT="0" distB="0" distL="0" distR="0" wp14:anchorId="41727422" wp14:editId="10839440">
             <wp:extent cx="5731510" cy="2759710"/>
             <wp:effectExtent l="0" t="0" r="2540" b="2540"/>
             <wp:docPr id="1823500949" name="Picture 37"/>
@@ -9347,7 +9585,21 @@
         <w:rPr>
           <w:rFonts w:ascii="Times New Roman" w:hAnsi="Times New Roman" w:cs="Times New Roman"/>
         </w:rPr>
-        <w:t>To predict whether a customer is likely to churn based on behavioral and subscription-related variables.</w:t>
+        <w:t xml:space="preserve">To predict whether a customer is likely to churn based on </w:t>
+      </w:r>
+      <w:proofErr w:type="spellStart"/>
+      <w:r>
+        <w:rPr>
+          <w:rFonts w:ascii="Times New Roman" w:hAnsi="Times New Roman" w:cs="Times New Roman"/>
+        </w:rPr>
+        <w:t>behavioral</w:t>
+      </w:r>
+      <w:proofErr w:type="spellEnd"/>
+      <w:r>
+        <w:rPr>
+          <w:rFonts w:ascii="Times New Roman" w:hAnsi="Times New Roman" w:cs="Times New Roman"/>
+        </w:rPr>
+        <w:t xml:space="preserve"> and subscription-related variables.</w:t>
       </w:r>
     </w:p>
     <w:p>
@@ -10037,11 +10289,19 @@
           <w:rFonts w:ascii="Times New Roman" w:hAnsi="Times New Roman" w:cs="Times New Roman"/>
         </w:rPr>
       </w:pPr>
-      <w:r>
-        <w:rPr>
-          <w:rFonts w:ascii="Times New Roman" w:hAnsi="Times New Roman" w:cs="Times New Roman"/>
-        </w:rPr>
-        <w:t>Favorite genre</w:t>
+      <w:proofErr w:type="spellStart"/>
+      <w:r>
+        <w:rPr>
+          <w:rFonts w:ascii="Times New Roman" w:hAnsi="Times New Roman" w:cs="Times New Roman"/>
+        </w:rPr>
+        <w:t>Favorite</w:t>
+      </w:r>
+      <w:proofErr w:type="spellEnd"/>
+      <w:r>
+        <w:rPr>
+          <w:rFonts w:ascii="Times New Roman" w:hAnsi="Times New Roman" w:cs="Times New Roman"/>
+        </w:rPr>
+        <w:t xml:space="preserve"> genre</w:t>
       </w:r>
     </w:p>
     <w:p>
@@ -10428,7 +10688,21 @@
         <w:rPr>
           <w:rFonts w:ascii="Times New Roman" w:hAnsi="Times New Roman" w:cs="Times New Roman"/>
         </w:rPr>
-        <w:t>Regional market behavior influences churn probability.</w:t>
+        <w:t xml:space="preserve">Regional market </w:t>
+      </w:r>
+      <w:proofErr w:type="spellStart"/>
+      <w:r>
+        <w:rPr>
+          <w:rFonts w:ascii="Times New Roman" w:hAnsi="Times New Roman" w:cs="Times New Roman"/>
+        </w:rPr>
+        <w:t>behavior</w:t>
+      </w:r>
+      <w:proofErr w:type="spellEnd"/>
+      <w:r>
+        <w:rPr>
+          <w:rFonts w:ascii="Times New Roman" w:hAnsi="Times New Roman" w:cs="Times New Roman"/>
+        </w:rPr>
+        <w:t xml:space="preserve"> influences churn probability.</w:t>
       </w:r>
     </w:p>
     <w:p>
@@ -10508,11 +10782,19 @@
         </w:rPr>
         <w:t xml:space="preserve"> </w:t>
       </w:r>
-      <w:r>
-        <w:rPr>
-          <w:rFonts w:ascii="Times New Roman" w:hAnsi="Times New Roman" w:cs="Times New Roman"/>
-        </w:rPr>
-        <w:t>Behavioral variables are more important than demographic variables in churn prediction.</w:t>
+      <w:proofErr w:type="spellStart"/>
+      <w:r>
+        <w:rPr>
+          <w:rFonts w:ascii="Times New Roman" w:hAnsi="Times New Roman" w:cs="Times New Roman"/>
+        </w:rPr>
+        <w:t>Behavioral</w:t>
+      </w:r>
+      <w:proofErr w:type="spellEnd"/>
+      <w:r>
+        <w:rPr>
+          <w:rFonts w:ascii="Times New Roman" w:hAnsi="Times New Roman" w:cs="Times New Roman"/>
+        </w:rPr>
+        <w:t xml:space="preserve"> variables are more important than demographic variables in churn prediction.</w:t>
       </w:r>
     </w:p>
     <w:p>
@@ -10647,21 +10929,49 @@
         <w:rPr>
           <w:rFonts w:ascii="Times New Roman" w:hAnsi="Times New Roman" w:cs="Times New Roman"/>
         </w:rPr>
-        <w:t>The Netflix Customer Churn Analysis identified the major behavioral and subscription-related factors responsible for customer cancellations. The analysis revealed that inactivity, reduced watch engagement, lower subscription plans, and regional variations significantly influence churn probability.</w:t>
-      </w:r>
-    </w:p>
-    <w:p>
-      <w:pPr>
-        <w:jc w:val="both"/>
-        <w:rPr>
-          <w:rFonts w:ascii="Times New Roman" w:hAnsi="Times New Roman" w:cs="Times New Roman"/>
-        </w:rPr>
-      </w:pPr>
-      <w:r>
-        <w:rPr>
-          <w:rFonts w:ascii="Times New Roman" w:hAnsi="Times New Roman" w:cs="Times New Roman"/>
-        </w:rPr>
-        <w:t>Premium subscribers and highly engaged viewers demonstrated stronger customer loyalty and lower cancellation behavior. Genre preferences and streaming habits also played important roles in customer retention patterns.</w:t>
+        <w:t xml:space="preserve">The Netflix Customer Churn Analysis identified the major </w:t>
+      </w:r>
+      <w:proofErr w:type="spellStart"/>
+      <w:r>
+        <w:rPr>
+          <w:rFonts w:ascii="Times New Roman" w:hAnsi="Times New Roman" w:cs="Times New Roman"/>
+        </w:rPr>
+        <w:t>behavioral</w:t>
+      </w:r>
+      <w:proofErr w:type="spellEnd"/>
+      <w:r>
+        <w:rPr>
+          <w:rFonts w:ascii="Times New Roman" w:hAnsi="Times New Roman" w:cs="Times New Roman"/>
+        </w:rPr>
+        <w:t xml:space="preserve"> and subscription-related factors responsible for customer cancellations. The analysis revealed that inactivity, reduced watch engagement, lower subscription plans, and regional variations significantly influence churn probability.</w:t>
+      </w:r>
+    </w:p>
+    <w:p>
+      <w:pPr>
+        <w:jc w:val="both"/>
+        <w:rPr>
+          <w:rFonts w:ascii="Times New Roman" w:hAnsi="Times New Roman" w:cs="Times New Roman"/>
+        </w:rPr>
+      </w:pPr>
+      <w:r>
+        <w:rPr>
+          <w:rFonts w:ascii="Times New Roman" w:hAnsi="Times New Roman" w:cs="Times New Roman"/>
+        </w:rPr>
+        <w:t xml:space="preserve">Premium subscribers and highly engaged viewers demonstrated stronger customer loyalty and lower cancellation </w:t>
+      </w:r>
+      <w:proofErr w:type="spellStart"/>
+      <w:r>
+        <w:rPr>
+          <w:rFonts w:ascii="Times New Roman" w:hAnsi="Times New Roman" w:cs="Times New Roman"/>
+        </w:rPr>
+        <w:t>behavior</w:t>
+      </w:r>
+      <w:proofErr w:type="spellEnd"/>
+      <w:r>
+        <w:rPr>
+          <w:rFonts w:ascii="Times New Roman" w:hAnsi="Times New Roman" w:cs="Times New Roman"/>
+        </w:rPr>
+        <w:t>. Genre preferences and streaming habits also played important roles in customer retention patterns.</w:t>
       </w:r>
     </w:p>
     <w:p>
